--- a/docs/Peacefront_LITALICO_ご協賛のお願い.docx
+++ b/docs/Peacefront_LITALICO_ご協賛のお願い.docx
@@ -82,7 +82,7 @@
           <w:b w:val="0"/>
           <w:sz w:val="22"/>
         </w:rPr>
-        <w:t>― 座談会スポンサー（協賛費15万円）のご提案 ―</w:t>
+        <w:t>― ご協賛メニュー（3つのスポンサー枠）のご案内 ―</w:t>
       </w:r>
     </w:p>
     <w:p>
@@ -95,7 +95,7 @@
           <w:b w:val="0"/>
           <w:sz w:val="21"/>
         </w:rPr>
-        <w:t>NPO法人The Peace Frontは、「次世代リーダーと、コレクティブインパクトを。」をミッションに活動しています。このたび、社会課題解決に取り組む学生団体約10団体・学生約60〜100名が半年間の活動成果を発表する報告会を開催するにあたり、貴社に座談会スポンサーとしてのご協賛をお願いしたく、ご案内申し上げます。貴社にはパネルディスカッションへのご登壇はなく、企業紹介・座談会や懇親会での学生とのコミュニケーション・インターン/採用のご案内という、ご負担の少ない形で学生と深く関わっていただける内容です。</w:t>
+        <w:t>NPO法人The Peace Frontは、「次世代リーダーと、コレクティブインパクトを。」をミッションに活動しています。このたび、社会課題解決に取り組む学生団体約10団体・学生約60〜100名が半年間の活動成果を発表する報告会を開催するにあたり、貴社にご協賛をお願いしたく、ご案内申し上げます。ご協賛には「表彰」「座談会」「告知」の3つのスポンサー枠をご用意しており、いずれもパネルディスカッションへのご登壇はなく、ご負担の少ない形で学生と関わっていただける内容です。</w:t>
       </w:r>
     </w:p>
     <w:p>
@@ -260,7 +260,7 @@
           <w:b/>
           <w:sz w:val="21"/>
         </w:rPr>
-        <w:t>社会課題への意欲と行動力を持つ学生約60〜100名と、1日で複数回の直接接点（企業紹介＋座談会3枠＋懇親会）</w:t>
+        <w:t>社会課題への意欲と行動力を持つ学生約60〜100名との、1日での直接接点</w:t>
       </w:r>
     </w:p>
     <w:p>
@@ -273,7 +273,7 @@
           <w:b w:val="0"/>
           <w:sz w:val="21"/>
         </w:rPr>
-        <w:t>「座談会スポンサーからひとこと」枠（14:10～14:20）で、全体に向けた貴社のご紹介の機会</w:t>
+        <w:t>「座談会スポンサーからひとこと」枠（14:10～14:20）で、全体に向けた貴社のご紹介の機会（座談会スポンサー）</w:t>
       </w:r>
     </w:p>
     <w:p>
@@ -286,7 +286,7 @@
           <w:b w:val="0"/>
           <w:sz w:val="21"/>
         </w:rPr>
-        <w:t>ピッチへのコメントと表彰を通じて、「学生の挑戦を評価する企業」として強く印象づけられる（表彰スポンサーとしてご協賛の場合）</w:t>
+        <w:t>ピッチへのコメントと表彰を通じて、「学生の挑戦を評価する企業」として強く印象づけられる（表彰スポンサー）</w:t>
       </w:r>
     </w:p>
     <w:p>
@@ -341,7 +341,7 @@
           <w:b/>
           <w:sz w:val="24"/>
         </w:rPr>
-        <w:t>4. 座談会の位置づけ・テーマ構成</w:t>
+        <w:t>4. 座談会の位置づけ・テーマ構成（座談会スポンサー）</w:t>
       </w:r>
     </w:p>
     <w:p>
@@ -406,7 +406,7 @@
           <w:b w:val="0"/>
           <w:sz w:val="21"/>
         </w:rPr>
-        <w:t>ホスト：協力企業の皆様、登壇ゲスト（社会起業家）</w:t>
+        <w:t>ホスト：座談会スポンサー企業の皆様、登壇ゲスト（社会起業家）</w:t>
       </w:r>
     </w:p>
     <w:p>
@@ -813,7 +813,7 @@
           <w:b/>
           <w:sz w:val="24"/>
         </w:rPr>
-        <w:t>5. ピッチコンテストでのコメント・表彰について（表彰スポンサーの特典）</w:t>
+        <w:t>5. ピッチコンテストでのコメント・表彰について（表彰スポンサー）</w:t>
       </w:r>
     </w:p>
     <w:p>
@@ -925,6 +925,19 @@
     </w:p>
     <w:p>
       <w:pPr>
+        <w:pStyle w:val="ListBullet"/>
+      </w:pPr>
+      <w:r>
+        <w:rPr>
+          <w:rFonts w:ascii="Yu Gothic" w:hAnsi="Yu Gothic" w:eastAsia="Yu Gothic"/>
+          <w:b w:val="0"/>
+          <w:sz w:val="21"/>
+        </w:rPr>
+        <w:t>イベント終了後のチラシ配布や学生向けメール送付は、どのスポンサー枠でも可能です</w:t>
+      </w:r>
+    </w:p>
+    <w:p>
+      <w:pPr>
         <w:spacing w:before="200" w:after="80"/>
         <w:pBdr>
           <w:bottom w:val="single" w:sz="8" w:space="2" w:color="404040"/>
@@ -949,7 +962,7 @@
           <w:b/>
           <w:sz w:val="19"/>
         </w:rPr>
-        <w:t>★＝貴社の接点となる時間帯</w:t>
+        <w:t>★＝スポンサー企業の接点となる時間帯（カッコ内は主な対象枠）</w:t>
       </w:r>
     </w:p>
     <w:tbl>
@@ -1299,7 +1312,7 @@
                 <w:b/>
                 <w:sz w:val="19"/>
               </w:rPr>
-              <w:t>座談会スポンサーからひとこと　★貴社ご紹介の機会</w:t>
+              <w:t>座談会スポンサーからひとこと　★企業紹介の機会（座談会スポンサー）</w:t>
             </w:r>
           </w:p>
         </w:tc>
@@ -1360,7 +1373,7 @@
                 <w:b/>
                 <w:sz w:val="19"/>
               </w:rPr>
-              <w:t>座談会1　★学生との対話（1回目）</w:t>
+              <w:t>座談会1　★学生との対話・1回目（座談会スポンサー）</w:t>
             </w:r>
           </w:p>
         </w:tc>
@@ -1389,6 +1402,7 @@
         <w:tc>
           <w:tcPr>
             <w:tcW w:type="dxa" w:w="1900"/>
+            <w:shd w:val="clear" w:color="auto" w:fill="FDEBD0"/>
           </w:tcPr>
           <w:p>
             <w:pPr>
@@ -1398,16 +1412,17 @@
             <w:r>
               <w:rPr>
                 <w:rFonts w:ascii="Yu Gothic" w:hAnsi="Yu Gothic" w:eastAsia="Yu Gothic"/>
-                <w:b w:val="0"/>
+                <w:b/>
                 <w:sz w:val="19"/>
               </w:rPr>
-              <w:t>14:50–15:30</w:t>
+              <w:t>★14:50–15:30</w:t>
             </w:r>
           </w:p>
         </w:tc>
         <w:tc>
           <w:tcPr>
             <w:tcW w:type="dxa" w:w="6538"/>
+            <w:shd w:val="clear" w:color="auto" w:fill="FDEBD0"/>
           </w:tcPr>
           <w:p>
             <w:pPr>
@@ -1416,16 +1431,17 @@
             <w:r>
               <w:rPr>
                 <w:rFonts w:ascii="Yu Gothic" w:hAnsi="Yu Gothic" w:eastAsia="Yu Gothic"/>
-                <w:b w:val="0"/>
+                <w:b/>
                 <w:sz w:val="19"/>
               </w:rPr>
-              <w:t>ピッチ1（5団体発表→総括）※総括コメントは表彰スポンサー</w:t>
+              <w:t>ピッチ1（5団体発表→総括）　★総括コメント（表彰スポンサー）</w:t>
             </w:r>
           </w:p>
         </w:tc>
         <w:tc>
           <w:tcPr>
             <w:tcW w:type="dxa" w:w="1200"/>
+            <w:shd w:val="clear" w:color="auto" w:fill="FDEBD0"/>
           </w:tcPr>
           <w:p>
             <w:pPr>
@@ -1435,7 +1451,7 @@
             <w:r>
               <w:rPr>
                 <w:rFonts w:ascii="Yu Gothic" w:hAnsi="Yu Gothic" w:eastAsia="Yu Gothic"/>
-                <w:b w:val="0"/>
+                <w:b/>
                 <w:sz w:val="19"/>
               </w:rPr>
               <w:t>40分</w:t>
@@ -1505,6 +1521,7 @@
         <w:tc>
           <w:tcPr>
             <w:tcW w:type="dxa" w:w="1900"/>
+            <w:shd w:val="clear" w:color="auto" w:fill="FDEBD0"/>
           </w:tcPr>
           <w:p>
             <w:pPr>
@@ -1514,16 +1531,17 @@
             <w:r>
               <w:rPr>
                 <w:rFonts w:ascii="Yu Gothic" w:hAnsi="Yu Gothic" w:eastAsia="Yu Gothic"/>
-                <w:b w:val="0"/>
+                <w:b/>
                 <w:sz w:val="19"/>
               </w:rPr>
-              <w:t>15:40–16:20</w:t>
+              <w:t>★15:40–16:20</w:t>
             </w:r>
           </w:p>
         </w:tc>
         <w:tc>
           <w:tcPr>
             <w:tcW w:type="dxa" w:w="6538"/>
+            <w:shd w:val="clear" w:color="auto" w:fill="FDEBD0"/>
           </w:tcPr>
           <w:p>
             <w:pPr>
@@ -1532,16 +1550,17 @@
             <w:r>
               <w:rPr>
                 <w:rFonts w:ascii="Yu Gothic" w:hAnsi="Yu Gothic" w:eastAsia="Yu Gothic"/>
-                <w:b w:val="0"/>
+                <w:b/>
                 <w:sz w:val="19"/>
               </w:rPr>
-              <w:t>ピッチ2（5団体発表→総括）※総括コメントは表彰スポンサー</w:t>
+              <w:t>ピッチ2（5団体発表→総括）　★総括コメント（表彰スポンサー）</w:t>
             </w:r>
           </w:p>
         </w:tc>
         <w:tc>
           <w:tcPr>
             <w:tcW w:type="dxa" w:w="1200"/>
+            <w:shd w:val="clear" w:color="auto" w:fill="FDEBD0"/>
           </w:tcPr>
           <w:p>
             <w:pPr>
@@ -1551,7 +1570,7 @@
             <w:r>
               <w:rPr>
                 <w:rFonts w:ascii="Yu Gothic" w:hAnsi="Yu Gothic" w:eastAsia="Yu Gothic"/>
-                <w:b w:val="0"/>
+                <w:b/>
                 <w:sz w:val="19"/>
               </w:rPr>
               <w:t>40分</w:t>
@@ -1711,7 +1730,7 @@
                 <w:b/>
                 <w:sz w:val="19"/>
               </w:rPr>
-              <w:t>座談会2　★学生との対話（2回目）</w:t>
+              <w:t>座談会2　★学生との対話・2回目（座談会スポンサー）</w:t>
             </w:r>
           </w:p>
         </w:tc>
@@ -1740,6 +1759,7 @@
         <w:tc>
           <w:tcPr>
             <w:tcW w:type="dxa" w:w="1900"/>
+            <w:shd w:val="clear" w:color="auto" w:fill="FDEBD0"/>
           </w:tcPr>
           <w:p>
             <w:pPr>
@@ -1749,16 +1769,17 @@
             <w:r>
               <w:rPr>
                 <w:rFonts w:ascii="Yu Gothic" w:hAnsi="Yu Gothic" w:eastAsia="Yu Gothic"/>
-                <w:b w:val="0"/>
+                <w:b/>
                 <w:sz w:val="19"/>
               </w:rPr>
-              <w:t>17:40–17:55</w:t>
+              <w:t>★17:40–17:55</w:t>
             </w:r>
           </w:p>
         </w:tc>
         <w:tc>
           <w:tcPr>
             <w:tcW w:type="dxa" w:w="6538"/>
+            <w:shd w:val="clear" w:color="auto" w:fill="FDEBD0"/>
           </w:tcPr>
           <w:p>
             <w:pPr>
@@ -1767,16 +1788,17 @@
             <w:r>
               <w:rPr>
                 <w:rFonts w:ascii="Yu Gothic" w:hAnsi="Yu Gothic" w:eastAsia="Yu Gothic"/>
-                <w:b w:val="0"/>
+                <w:b/>
                 <w:sz w:val="19"/>
               </w:rPr>
-              <w:t>表彰式　※企業賞の表彰は表彰スポンサー</w:t>
+              <w:t>表彰式　★企業賞の表彰（表彰スポンサー）</w:t>
             </w:r>
           </w:p>
         </w:tc>
         <w:tc>
           <w:tcPr>
             <w:tcW w:type="dxa" w:w="1200"/>
+            <w:shd w:val="clear" w:color="auto" w:fill="FDEBD0"/>
           </w:tcPr>
           <w:p>
             <w:pPr>
@@ -1786,7 +1808,7 @@
             <w:r>
               <w:rPr>
                 <w:rFonts w:ascii="Yu Gothic" w:hAnsi="Yu Gothic" w:eastAsia="Yu Gothic"/>
-                <w:b w:val="0"/>
+                <w:b/>
                 <w:sz w:val="19"/>
               </w:rPr>
               <w:t>15分</w:t>
@@ -1830,7 +1852,7 @@
                 <w:b/>
                 <w:sz w:val="19"/>
               </w:rPr>
-              <w:t>座談会3　★学生との対話（3回目）</w:t>
+              <w:t>座談会3　★学生との対話・3回目（座談会スポンサー）</w:t>
             </w:r>
           </w:p>
         </w:tc>
@@ -1949,7 +1971,7 @@
                 <w:b/>
                 <w:sz w:val="19"/>
               </w:rPr>
-              <w:t>懇親会　★インターン・採用のご案内／学生との自由交流</w:t>
+              <w:t>懇親会　★インターン・採用のご案内／学生との自由交流（各スポンサー）</w:t>
             </w:r>
           </w:p>
         </w:tc>
@@ -2001,7 +2023,7 @@
           <w:b/>
           <w:sz w:val="24"/>
         </w:rPr>
-        <w:t>8. ご協賛金額・各スポンサーの棲み分けと上限社数</w:t>
+        <w:t>8. ご協賛メニュー（各スポンサーの役割と上限社数）</w:t>
       </w:r>
     </w:p>
     <w:p>
@@ -2014,7 +2036,7 @@
           <w:b w:val="0"/>
           <w:sz w:val="21"/>
         </w:rPr>
-        <w:t>本イベントでは、以下の3種類のスポンサー枠をご用意しております。各スポンサーの棲み分けと上限社数は次のとおりです。</w:t>
+        <w:t>本イベントでは、以下の3つのスポンサー枠をご用意しております。それぞれ役割が異なりますので、貴社のご関心に合わせてお選びいただけます。</w:t>
       </w:r>
     </w:p>
     <w:tbl>
@@ -2111,7 +2133,7 @@
                 <w:b/>
                 <w:sz w:val="19"/>
               </w:rPr>
-              <w:t>内容・棲み分け</w:t>
+              <w:t>役割</w:t>
             </w:r>
           </w:p>
         </w:tc>
@@ -2187,7 +2209,7 @@
                 <w:b w:val="0"/>
                 <w:sz w:val="19"/>
               </w:rPr>
-              <w:t>「◯◯企業賞」のような企業名を冠した賞での表彰と、ピッチへのコメントが可能</w:t>
+              <w:t>学生の挑戦を「表彰する」役割。「◯◯企業賞」のような企業名を冠した賞での表彰と、ピッチへのコメント</w:t>
             </w:r>
           </w:p>
         </w:tc>
@@ -2196,7 +2218,6 @@
         <w:tc>
           <w:tcPr>
             <w:tcW w:type="dxa" w:w="2100"/>
-            <w:shd w:val="clear" w:color="auto" w:fill="FDEBD0"/>
           </w:tcPr>
           <w:p>
             <w:pPr>
@@ -2205,17 +2226,16 @@
             <w:r>
               <w:rPr>
                 <w:rFonts w:ascii="Yu Gothic" w:hAnsi="Yu Gothic" w:eastAsia="Yu Gothic"/>
-                <w:b/>
+                <w:b w:val="0"/>
                 <w:sz w:val="19"/>
               </w:rPr>
-              <w:t>座談会スポンサー（今回のご提案）</w:t>
+              <w:t>座談会スポンサー</w:t>
             </w:r>
           </w:p>
         </w:tc>
         <w:tc>
           <w:tcPr>
             <w:tcW w:type="dxa" w:w="1300"/>
-            <w:shd w:val="clear" w:color="auto" w:fill="FDEBD0"/>
           </w:tcPr>
           <w:p>
             <w:pPr>
@@ -2225,7 +2245,7 @@
             <w:r>
               <w:rPr>
                 <w:rFonts w:ascii="Yu Gothic" w:hAnsi="Yu Gothic" w:eastAsia="Yu Gothic"/>
-                <w:b/>
+                <w:b w:val="0"/>
                 <w:sz w:val="19"/>
               </w:rPr>
               <w:t>15万円</w:t>
@@ -2235,7 +2255,6 @@
         <w:tc>
           <w:tcPr>
             <w:tcW w:type="dxa" w:w="1100"/>
-            <w:shd w:val="clear" w:color="auto" w:fill="FDEBD0"/>
           </w:tcPr>
           <w:p>
             <w:pPr>
@@ -2245,7 +2264,7 @@
             <w:r>
               <w:rPr>
                 <w:rFonts w:ascii="Yu Gothic" w:hAnsi="Yu Gothic" w:eastAsia="Yu Gothic"/>
-                <w:b/>
+                <w:b w:val="0"/>
                 <w:sz w:val="19"/>
               </w:rPr>
               <w:t>10社</w:t>
@@ -2255,7 +2274,6 @@
         <w:tc>
           <w:tcPr>
             <w:tcW w:type="dxa" w:w="5138"/>
-            <w:shd w:val="clear" w:color="auto" w:fill="FDEBD0"/>
           </w:tcPr>
           <w:p>
             <w:pPr>
@@ -2264,10 +2282,10 @@
             <w:r>
               <w:rPr>
                 <w:rFonts w:ascii="Yu Gothic" w:hAnsi="Yu Gothic" w:eastAsia="Yu Gothic"/>
-                <w:b/>
+                <w:b w:val="0"/>
                 <w:sz w:val="19"/>
               </w:rPr>
-              <w:t>企業紹介（5分）のほか、座談会や懇親会での学生とのコミュニケーション、インターンのお知らせなどが可能</w:t>
+              <w:t>学生と「対話する」役割。企業紹介（5分）のほか、座談会や懇親会でのコミュニケーション、インターンのお知らせなど</w:t>
             </w:r>
           </w:p>
         </w:tc>
@@ -2343,7 +2361,7 @@
                 <w:b w:val="0"/>
                 <w:sz w:val="19"/>
               </w:rPr>
-              <w:t>インターンのお知らせなど、学生向けのメール送付や当日のビラ配りが可能</w:t>
+              <w:t>学生に「知らせる」役割。インターンのお知らせなど、学生向けのメール送付や当日のビラ配り</w:t>
             </w:r>
           </w:p>
         </w:tc>
@@ -2364,7 +2382,20 @@
     </w:p>
     <w:p>
       <w:pPr>
-        <w:spacing w:after="80"/>
+        <w:spacing w:after="120"/>
+      </w:pPr>
+      <w:r>
+        <w:rPr>
+          <w:rFonts w:ascii="Yu Gothic" w:hAnsi="Yu Gothic" w:eastAsia="Yu Gothic"/>
+          <w:b w:val="0"/>
+          <w:sz w:val="19"/>
+        </w:rPr>
+        <w:t>※イベント終了後のチラシ配布や学生向けメール送付は、どのスポンサー枠でも可能です。</w:t>
+      </w:r>
+    </w:p>
+    <w:p>
+      <w:pPr>
+        <w:spacing w:before="120" w:after="40"/>
       </w:pPr>
       <w:r>
         <w:rPr>
@@ -2372,12 +2403,51 @@
           <w:b/>
           <w:sz w:val="21"/>
         </w:rPr>
-        <w:t>■ 今回のご提案：座談会スポンサーの詳細</w:t>
+        <w:t>■ 表彰スポンサー（35万円・上限3社）― 学生の挑戦を「表彰する」役割</w:t>
       </w:r>
     </w:p>
     <w:p>
       <w:pPr>
-        <w:pStyle w:val="ListBullet"/>
+        <w:pStyle w:val="ListBullet2"/>
+      </w:pPr>
+      <w:r>
+        <w:rPr>
+          <w:rFonts w:ascii="Yu Gothic" w:hAnsi="Yu Gothic" w:eastAsia="Yu Gothic"/>
+          <w:b w:val="0"/>
+          <w:sz w:val="21"/>
+        </w:rPr>
+        <w:t>「◯◯企業賞」のような企業名を冠した賞での表彰（表彰式 17:40～17:55）</w:t>
+      </w:r>
+    </w:p>
+    <w:p>
+      <w:pPr>
+        <w:pStyle w:val="ListBullet2"/>
+      </w:pPr>
+      <w:r>
+        <w:rPr>
+          <w:rFonts w:ascii="Yu Gothic" w:hAnsi="Yu Gothic" w:eastAsia="Yu Gothic"/>
+          <w:b w:val="0"/>
+          <w:sz w:val="21"/>
+        </w:rPr>
+        <w:t>ピッチ各部（前半・後半）の最後の総括コメント</w:t>
+      </w:r>
+    </w:p>
+    <w:p>
+      <w:pPr>
+        <w:pStyle w:val="ListBullet2"/>
+      </w:pPr>
+      <w:r>
+        <w:rPr>
+          <w:rFonts w:ascii="Yu Gothic" w:hAnsi="Yu Gothic" w:eastAsia="Yu Gothic"/>
+          <w:b w:val="0"/>
+          <w:sz w:val="21"/>
+        </w:rPr>
+        <w:t>懇親会での学生とのご交流、インターン・採用のご案内</w:t>
+      </w:r>
+    </w:p>
+    <w:p>
+      <w:pPr>
+        <w:spacing w:before="120" w:after="40"/>
       </w:pPr>
       <w:r>
         <w:rPr>
@@ -2385,20 +2455,7 @@
           <w:b/>
           <w:sz w:val="21"/>
         </w:rPr>
-        <w:t>ご協賛金額：15万円（税込・1社あたり／上限10社）</w:t>
-      </w:r>
-    </w:p>
-    <w:p>
-      <w:pPr>
-        <w:pStyle w:val="ListBullet"/>
-      </w:pPr>
-      <w:r>
-        <w:rPr>
-          <w:rFonts w:ascii="Yu Gothic" w:hAnsi="Yu Gothic" w:eastAsia="Yu Gothic"/>
-          <w:b w:val="0"/>
-          <w:sz w:val="21"/>
-        </w:rPr>
-        <w:t>含まれる内容（想定）：</w:t>
+        <w:t>■ 座談会スポンサー（15万円・上限10社）― 学生と「対話する」役割</w:t>
       </w:r>
     </w:p>
     <w:p>
@@ -2437,7 +2494,46 @@
           <w:b w:val="0"/>
           <w:sz w:val="21"/>
         </w:rPr>
-        <w:t>懇親会でのインターン・採用のご案内・学生とのご交流</w:t>
+        <w:t>座談会や懇親会での学生とのコミュニケーション、インターンのお知らせ</w:t>
+      </w:r>
+    </w:p>
+    <w:p>
+      <w:pPr>
+        <w:spacing w:before="120" w:after="40"/>
+      </w:pPr>
+      <w:r>
+        <w:rPr>
+          <w:rFonts w:ascii="Yu Gothic" w:hAnsi="Yu Gothic" w:eastAsia="Yu Gothic"/>
+          <w:b/>
+          <w:sz w:val="21"/>
+        </w:rPr>
+        <w:t>■ 告知スポンサー（7万円・上限7社）― 学生に「知らせる」役割</w:t>
+      </w:r>
+    </w:p>
+    <w:p>
+      <w:pPr>
+        <w:pStyle w:val="ListBullet2"/>
+      </w:pPr>
+      <w:r>
+        <w:rPr>
+          <w:rFonts w:ascii="Yu Gothic" w:hAnsi="Yu Gothic" w:eastAsia="Yu Gothic"/>
+          <w:b w:val="0"/>
+          <w:sz w:val="21"/>
+        </w:rPr>
+        <w:t>インターンのお知らせなど、学生向けのメール送付</w:t>
+      </w:r>
+    </w:p>
+    <w:p>
+      <w:pPr>
+        <w:pStyle w:val="ListBullet2"/>
+      </w:pPr>
+      <w:r>
+        <w:rPr>
+          <w:rFonts w:ascii="Yu Gothic" w:hAnsi="Yu Gothic" w:eastAsia="Yu Gothic"/>
+          <w:b w:val="0"/>
+          <w:sz w:val="21"/>
+        </w:rPr>
+        <w:t>当日のビラ配り</w:t>
       </w:r>
     </w:p>
     <w:p>
@@ -2463,7 +2559,7 @@
           <w:b/>
           <w:sz w:val="21"/>
         </w:rPr>
-        <w:t>座談会スポンサーとして、約60〜100名の意欲ある学生と、1日で複数回の接点をお持ちいただけます。</w:t>
+        <w:t>いずれのスポンサー枠でも、約60〜100名の意欲ある学生との貴重な接点をお持ちいただけます。</w:t>
       </w:r>
     </w:p>
     <w:p>

--- a/docs/Peacefront_LITALICO_ご協賛のお願い.docx
+++ b/docs/Peacefront_LITALICO_ご協賛のお願い.docx
@@ -247,20 +247,7 @@
           <w:b/>
           <w:sz w:val="24"/>
         </w:rPr>
-        <w:t>3. 貴社にご参加いただく価値</w:t>
-      </w:r>
-    </w:p>
-    <w:p>
-      <w:pPr>
-        <w:pStyle w:val="ListBullet"/>
-      </w:pPr>
-      <w:r>
-        <w:rPr>
-          <w:rFonts w:ascii="Yu Gothic" w:hAnsi="Yu Gothic" w:eastAsia="Yu Gothic"/>
-          <w:b/>
-          <w:sz w:val="21"/>
-        </w:rPr>
-        <w:t>社会課題への意欲と行動力を持つ学生約60〜100名との、1日での直接接点</w:t>
+        <w:t>3. LITALICO様にぜひご参加いただきたい理由</w:t>
       </w:r>
     </w:p>
     <w:p>
@@ -273,7 +260,7 @@
           <w:b w:val="0"/>
           <w:sz w:val="21"/>
         </w:rPr>
-        <w:t>「座談会スポンサーからひとこと」枠（14:10～14:20）で、全体に向けた貴社のご紹介の機会（座談会スポンサー）</w:t>
+        <w:t>貴社が掲げる「障害のない社会をつくる」というビジョンは、本報告会が目指す「社会課題の解決に挑む次世代リーダーの育成」と深く重なります。社会の障壁に向き合い続けてこられた貴社にこそ、学生たちの挑戦を見届け、言葉をかけていただきたいと考えています</w:t>
       </w:r>
     </w:p>
     <w:p>
@@ -286,7 +273,7 @@
           <w:b w:val="0"/>
           <w:sz w:val="21"/>
         </w:rPr>
-        <w:t>ピッチへのコメントと表彰を通じて、「学生の挑戦を評価する企業」として強く印象づけられる（表彰スポンサー）</w:t>
+        <w:t>参加学生団体の活動領域は、教育・共生・貧困・環境・国際協力など、貴社の事業・価値観と親和性の高いテーマが中心です（末尾の団体一覧をご参照ください）</w:t>
       </w:r>
     </w:p>
     <w:p>
@@ -299,7 +286,7 @@
           <w:b w:val="0"/>
           <w:sz w:val="21"/>
         </w:rPr>
-        <w:t>「障害のない社会をつくる」という理念と事業を、社会課題への意欲ある次世代の担い手に直接伝えられる場</w:t>
+        <w:t>学生は半年間の活動を経てピッチに臨む「行動した若者」。社会課題解決とビジネスの両立を志す、貴社の理念と重なる母集団です</w:t>
       </w:r>
     </w:p>
     <w:p>
@@ -312,20 +299,7 @@
           <w:b w:val="0"/>
           <w:sz w:val="21"/>
         </w:rPr>
-        <w:t>学生は半年間の活動を経てピッチに臨む「行動した若者」。社会課題解決とビジネスの両立を志す、貴社の理念と重なる母集団</w:t>
-      </w:r>
-    </w:p>
-    <w:p>
-      <w:pPr>
-        <w:pStyle w:val="ListBullet"/>
-      </w:pPr>
-      <w:r>
-        <w:rPr>
-          <w:rFonts w:ascii="Yu Gothic" w:hAnsi="Yu Gothic" w:eastAsia="Yu Gothic"/>
-          <w:b w:val="0"/>
-          <w:sz w:val="21"/>
-        </w:rPr>
-        <w:t>終了後の懇親会で、インターン・採用のご案内を直接お伝えいただける</w:t>
+        <w:t>企業への就職・NPO・起業の間で進路を考える学生にとって、「社会課題を事業として解決する」道を体現してこられた貴社は、最も話を聞きたいロールモデルです。この道を一人称で語れる企業は多くありません</w:t>
       </w:r>
     </w:p>
     <w:p>
@@ -341,7 +315,299 @@
           <w:b/>
           <w:sz w:val="24"/>
         </w:rPr>
-        <w:t>4. 座談会の位置づけ・テーマ構成（座談会スポンサー）</w:t>
+        <w:t>4. ご協賛により貴社が得られるもの（企業メリット）</w:t>
+      </w:r>
+    </w:p>
+    <w:p>
+      <w:pPr>
+        <w:spacing w:after="60"/>
+      </w:pPr>
+      <w:r>
+        <w:rPr>
+          <w:rFonts w:ascii="Yu Gothic" w:hAnsi="Yu Gothic" w:eastAsia="Yu Gothic"/>
+          <w:b w:val="0"/>
+          <w:sz w:val="21"/>
+        </w:rPr>
+        <w:t>ご協賛金に対して貴社が得られるリターンを、目的別に整理しました。</w:t>
+      </w:r>
+    </w:p>
+    <w:tbl>
+      <w:tblPr>
+        <w:tblStyle w:val="TableGrid"/>
+        <w:tblW w:type="auto" w:w="0"/>
+        <w:jc w:val="center"/>
+        <w:tblLayout w:type="fixed"/>
+        <w:tblLook w:firstColumn="1" w:firstRow="1" w:lastColumn="0" w:lastRow="0" w:noHBand="0" w:noVBand="1" w:val="04A0"/>
+      </w:tblPr>
+      <w:tblGrid>
+        <w:gridCol w:w="2300"/>
+        <w:gridCol w:w="7338"/>
+      </w:tblGrid>
+      <w:tr>
+        <w:trPr>
+          <w:tblHeader w:val="true"/>
+        </w:trPr>
+        <w:tc>
+          <w:tcPr>
+            <w:tcW w:type="dxa" w:w="2300"/>
+            <w:shd w:val="clear" w:color="auto" w:fill="D9D9D9"/>
+          </w:tcPr>
+          <w:p>
+            <w:pPr>
+              <w:spacing w:after="20" w:line="252" w:lineRule="auto"/>
+              <w:jc w:val="center"/>
+            </w:pPr>
+            <w:r>
+              <w:rPr>
+                <w:rFonts w:ascii="Yu Gothic" w:hAnsi="Yu Gothic" w:eastAsia="Yu Gothic"/>
+                <w:b/>
+                <w:sz w:val="19"/>
+              </w:rPr>
+              <w:t>貴社の目的</w:t>
+            </w:r>
+          </w:p>
+        </w:tc>
+        <w:tc>
+          <w:tcPr>
+            <w:tcW w:type="dxa" w:w="7338"/>
+            <w:shd w:val="clear" w:color="auto" w:fill="D9D9D9"/>
+          </w:tcPr>
+          <w:p>
+            <w:pPr>
+              <w:spacing w:after="20" w:line="252" w:lineRule="auto"/>
+              <w:jc w:val="center"/>
+            </w:pPr>
+            <w:r>
+              <w:rPr>
+                <w:rFonts w:ascii="Yu Gothic" w:hAnsi="Yu Gothic" w:eastAsia="Yu Gothic"/>
+                <w:b/>
+                <w:sz w:val="19"/>
+              </w:rPr>
+              <w:t>ご協賛で得られるもの</w:t>
+            </w:r>
+          </w:p>
+        </w:tc>
+      </w:tr>
+      <w:tr>
+        <w:tc>
+          <w:tcPr>
+            <w:tcW w:type="dxa" w:w="2300"/>
+          </w:tcPr>
+          <w:p>
+            <w:pPr>
+              <w:spacing w:after="20" w:line="252" w:lineRule="auto"/>
+            </w:pPr>
+            <w:r>
+              <w:rPr>
+                <w:rFonts w:ascii="Yu Gothic" w:hAnsi="Yu Gothic" w:eastAsia="Yu Gothic"/>
+                <w:b/>
+                <w:sz w:val="19"/>
+              </w:rPr>
+              <w:t>採用・</w:t>
+            </w:r>
+          </w:p>
+          <w:p>
+            <w:pPr>
+              <w:spacing w:after="20" w:line="252" w:lineRule="auto"/>
+            </w:pPr>
+            <w:r>
+              <w:rPr>
+                <w:rFonts w:ascii="Yu Gothic" w:hAnsi="Yu Gothic" w:eastAsia="Yu Gothic"/>
+                <w:b/>
+                <w:sz w:val="19"/>
+              </w:rPr>
+              <w:t>母集団形成</w:t>
+            </w:r>
+          </w:p>
+        </w:tc>
+        <w:tc>
+          <w:tcPr>
+            <w:tcW w:type="dxa" w:w="7338"/>
+          </w:tcPr>
+          <w:p>
+            <w:pPr>
+              <w:spacing w:after="20" w:line="252" w:lineRule="auto"/>
+            </w:pPr>
+            <w:r>
+              <w:rPr>
+                <w:rFonts w:ascii="Yu Gothic" w:hAnsi="Yu Gothic" w:eastAsia="Yu Gothic"/>
+                <w:b w:val="0"/>
+                <w:sz w:val="19"/>
+              </w:rPr>
+              <w:t>・社会課題に半年間本気で取り組んだ、行動力ある学生約60〜100名（東京大学・慶應義塾大学・早稲田大学・上智大学ほか）との1日での直接接点</w:t>
+            </w:r>
+          </w:p>
+          <w:p>
+            <w:pPr>
+              <w:spacing w:after="20" w:line="252" w:lineRule="auto"/>
+            </w:pPr>
+            <w:r>
+              <w:rPr>
+                <w:rFonts w:ascii="Yu Gothic" w:hAnsi="Yu Gothic" w:eastAsia="Yu Gothic"/>
+                <w:b w:val="0"/>
+                <w:sz w:val="19"/>
+              </w:rPr>
+              <w:t>・懇親会でのインターン・採用のご案内と、興味を持った学生との個別の対話</w:t>
+            </w:r>
+          </w:p>
+          <w:p>
+            <w:pPr>
+              <w:spacing w:after="20" w:line="252" w:lineRule="auto"/>
+            </w:pPr>
+            <w:r>
+              <w:rPr>
+                <w:rFonts w:ascii="Yu Gothic" w:hAnsi="Yu Gothic" w:eastAsia="Yu Gothic"/>
+                <w:b w:val="0"/>
+                <w:sz w:val="19"/>
+              </w:rPr>
+              <w:t>・イベント終了後のチラシ配布・学生向けメール送付による、継続的なアプローチ</w:t>
+            </w:r>
+          </w:p>
+        </w:tc>
+      </w:tr>
+      <w:tr>
+        <w:tc>
+          <w:tcPr>
+            <w:tcW w:type="dxa" w:w="2300"/>
+          </w:tcPr>
+          <w:p>
+            <w:pPr>
+              <w:spacing w:after="20" w:line="252" w:lineRule="auto"/>
+            </w:pPr>
+            <w:r>
+              <w:rPr>
+                <w:rFonts w:ascii="Yu Gothic" w:hAnsi="Yu Gothic" w:eastAsia="Yu Gothic"/>
+                <w:b/>
+                <w:sz w:val="19"/>
+              </w:rPr>
+              <w:t>認知・</w:t>
+            </w:r>
+          </w:p>
+          <w:p>
+            <w:pPr>
+              <w:spacing w:after="20" w:line="252" w:lineRule="auto"/>
+            </w:pPr>
+            <w:r>
+              <w:rPr>
+                <w:rFonts w:ascii="Yu Gothic" w:hAnsi="Yu Gothic" w:eastAsia="Yu Gothic"/>
+                <w:b/>
+                <w:sz w:val="19"/>
+              </w:rPr>
+              <w:t>ブランディング</w:t>
+            </w:r>
+          </w:p>
+        </w:tc>
+        <w:tc>
+          <w:tcPr>
+            <w:tcW w:type="dxa" w:w="7338"/>
+          </w:tcPr>
+          <w:p>
+            <w:pPr>
+              <w:spacing w:after="20" w:line="252" w:lineRule="auto"/>
+            </w:pPr>
+            <w:r>
+              <w:rPr>
+                <w:rFonts w:ascii="Yu Gothic" w:hAnsi="Yu Gothic" w:eastAsia="Yu Gothic"/>
+                <w:b w:val="0"/>
+                <w:sz w:val="19"/>
+              </w:rPr>
+              <w:t>・表彰・コメント・座談会を通じた、「学生の挑戦を応援する企業」としての強い印象づけ</w:t>
+            </w:r>
+          </w:p>
+          <w:p>
+            <w:pPr>
+              <w:spacing w:after="20" w:line="252" w:lineRule="auto"/>
+            </w:pPr>
+            <w:r>
+              <w:rPr>
+                <w:rFonts w:ascii="Yu Gothic" w:hAnsi="Yu Gothic" w:eastAsia="Yu Gothic"/>
+                <w:b w:val="0"/>
+                <w:sz w:val="19"/>
+              </w:rPr>
+              <w:t>・「◯◯企業賞」など企業名を冠した賞は、受賞団体の活動報告やSNS発信を通じて学生コミュニティに残ります</w:t>
+            </w:r>
+          </w:p>
+        </w:tc>
+      </w:tr>
+      <w:tr>
+        <w:tc>
+          <w:tcPr>
+            <w:tcW w:type="dxa" w:w="2300"/>
+          </w:tcPr>
+          <w:p>
+            <w:pPr>
+              <w:spacing w:after="20" w:line="252" w:lineRule="auto"/>
+            </w:pPr>
+            <w:r>
+              <w:rPr>
+                <w:rFonts w:ascii="Yu Gothic" w:hAnsi="Yu Gothic" w:eastAsia="Yu Gothic"/>
+                <w:b/>
+                <w:sz w:val="19"/>
+              </w:rPr>
+              <w:t>次世代育成・</w:t>
+            </w:r>
+          </w:p>
+          <w:p>
+            <w:pPr>
+              <w:spacing w:after="20" w:line="252" w:lineRule="auto"/>
+            </w:pPr>
+            <w:r>
+              <w:rPr>
+                <w:rFonts w:ascii="Yu Gothic" w:hAnsi="Yu Gothic" w:eastAsia="Yu Gothic"/>
+                <w:b/>
+                <w:sz w:val="19"/>
+              </w:rPr>
+              <w:t>社会貢献</w:t>
+            </w:r>
+          </w:p>
+        </w:tc>
+        <w:tc>
+          <w:tcPr>
+            <w:tcW w:type="dxa" w:w="7338"/>
+          </w:tcPr>
+          <w:p>
+            <w:pPr>
+              <w:spacing w:after="20" w:line="252" w:lineRule="auto"/>
+            </w:pPr>
+            <w:r>
+              <w:rPr>
+                <w:rFonts w:ascii="Yu Gothic" w:hAnsi="Yu Gothic" w:eastAsia="Yu Gothic"/>
+                <w:b w:val="0"/>
+                <w:sz w:val="19"/>
+              </w:rPr>
+              <w:t>・ご協賛金は学生団体の活動資金として還元されます。次世代リーダー育成への貢献として、社内外への発信にご活用いただけます</w:t>
+            </w:r>
+          </w:p>
+        </w:tc>
+      </w:tr>
+    </w:tbl>
+    <w:p>
+      <w:pPr>
+        <w:spacing w:after="120"/>
+      </w:pPr>
+      <w:r>
+        <w:rPr>
+          <w:rFonts w:ascii="Yu Gothic" w:hAnsi="Yu Gothic" w:eastAsia="Yu Gothic"/>
+          <w:b w:val="0"/>
+          <w:sz w:val="19"/>
+        </w:rPr>
+        <w:t>※一般的な合同説明会とは異なり、座談会（30分×3枠）や懇親会を通じて学生一人ひとりと深く対話できる設計です。接点の「数」だけでなく「濃さ」を重視しています。</w:t>
+      </w:r>
+    </w:p>
+    <w:p>
+      <w:pPr>
+        <w:spacing w:before="200" w:after="80"/>
+        <w:pBdr>
+          <w:bottom w:val="single" w:sz="8" w:space="2" w:color="404040"/>
+        </w:pBdr>
+      </w:pPr>
+      <w:r>
+        <w:rPr>
+          <w:rFonts w:ascii="Yu Gothic" w:hAnsi="Yu Gothic" w:eastAsia="Yu Gothic"/>
+          <w:b/>
+          <w:sz w:val="24"/>
+        </w:rPr>
+        <w:t>5. 座談会の位置づけ・テーマ構成（座談会スポンサー）</w:t>
       </w:r>
     </w:p>
     <w:p>
@@ -813,7 +1079,7 @@
           <w:b/>
           <w:sz w:val="24"/>
         </w:rPr>
-        <w:t>5. ピッチコンテストでのコメント・表彰について（表彰スポンサー）</w:t>
+        <w:t>6. ピッチコンテストでのコメント・表彰について（表彰スポンサー）</w:t>
       </w:r>
     </w:p>
     <w:p>
@@ -881,7 +1147,7 @@
           <w:b/>
           <w:sz w:val="24"/>
         </w:rPr>
-        <w:t>6. 終了後のインターン・採用のご案内について</w:t>
+        <w:t>7. 終了後のインターン・採用のご案内について</w:t>
       </w:r>
     </w:p>
     <w:p>
@@ -949,7 +1215,7 @@
           <w:b/>
           <w:sz w:val="24"/>
         </w:rPr>
-        <w:t>7. 当日スケジュール</w:t>
+        <w:t>8. 当日スケジュール</w:t>
       </w:r>
     </w:p>
     <w:p>
@@ -2023,7 +2289,7 @@
           <w:b/>
           <w:sz w:val="24"/>
         </w:rPr>
-        <w:t>8. ご協賛メニュー（各スポンサーの役割と上限社数）</w:t>
+        <w:t>9. ご協賛メニュー（各スポンサーの役割と上限社数）</w:t>
       </w:r>
     </w:p>
     <w:p>
@@ -2447,6 +2713,19 @@
     </w:p>
     <w:p>
       <w:pPr>
+        <w:pStyle w:val="ListBullet2"/>
+      </w:pPr>
+      <w:r>
+        <w:rPr>
+          <w:rFonts w:ascii="Yu Gothic" w:hAnsi="Yu Gothic" w:eastAsia="Yu Gothic"/>
+          <w:b/>
+          <w:sz w:val="21"/>
+        </w:rPr>
+        <w:t>→ 得られるもの：企業賞を通じた強い認知・ブランディングと、学生全体への露出</w:t>
+      </w:r>
+    </w:p>
+    <w:p>
+      <w:pPr>
         <w:spacing w:before="120" w:after="40"/>
       </w:pPr>
       <w:r>
@@ -2499,6 +2778,19 @@
     </w:p>
     <w:p>
       <w:pPr>
+        <w:pStyle w:val="ListBullet2"/>
+      </w:pPr>
+      <w:r>
+        <w:rPr>
+          <w:rFonts w:ascii="Yu Gothic" w:hAnsi="Yu Gothic" w:eastAsia="Yu Gothic"/>
+          <w:b/>
+          <w:sz w:val="21"/>
+        </w:rPr>
+        <w:t>→ 得られるもの：学生一人ひとりとの深い対話と、採用・インターンの母集団形成</w:t>
+      </w:r>
+    </w:p>
+    <w:p>
+      <w:pPr>
         <w:spacing w:before="120" w:after="40"/>
       </w:pPr>
       <w:r>
@@ -2534,6 +2826,19 @@
           <w:sz w:val="21"/>
         </w:rPr>
         <w:t>当日のビラ配り</w:t>
+      </w:r>
+    </w:p>
+    <w:p>
+      <w:pPr>
+        <w:pStyle w:val="ListBullet2"/>
+      </w:pPr>
+      <w:r>
+        <w:rPr>
+          <w:rFonts w:ascii="Yu Gothic" w:hAnsi="Yu Gothic" w:eastAsia="Yu Gothic"/>
+          <w:b/>
+          <w:sz w:val="21"/>
+        </w:rPr>
+        <w:t>→ 得られるもの：最小限のご負担での、学生約60〜100名への告知リーチ</w:t>
       </w:r>
     </w:p>
     <w:p>
@@ -2575,7 +2880,7 @@
           <w:b/>
           <w:sz w:val="24"/>
         </w:rPr>
-        <w:t>9. （参考）参加予定の学生団体一覧</w:t>
+        <w:t>10. （参考）参加予定の学生団体一覧</w:t>
       </w:r>
     </w:p>
     <w:p>

--- a/docs/Peacefront_LITALICO_ご協賛のお願い.docx
+++ b/docs/Peacefront_LITALICO_ご協賛のお願い.docx
@@ -164,6 +164,19 @@
           <w:sz w:val="21"/>
         </w:rPr>
         <w:t>参加者：社会課題解決に取り組む学生団体 10団体前後（学生約60〜100名）※団体一覧は末尾に記載　／　協力企業 数社</w:t>
+      </w:r>
+    </w:p>
+    <w:p>
+      <w:pPr>
+        <w:pStyle w:val="ListBullet"/>
+      </w:pPr>
+      <w:r>
+        <w:rPr>
+          <w:rFonts w:ascii="Yu Gothic" w:hAnsi="Yu Gothic" w:eastAsia="Yu Gothic"/>
+          <w:b w:val="0"/>
+          <w:sz w:val="21"/>
+        </w:rPr>
+        <w:t>登壇ゲスト（パネルディスカッション）：株式会社ボーダレス・ジャパン 副代表様／JICA（国際協力機構）人事ご担当者様／認定NPO法人テラ・ルネッサンス 理事様</w:t>
       </w:r>
     </w:p>
     <w:p>

--- a/docs/Peacefront_LITALICO_ご協賛のお願い.docx
+++ b/docs/Peacefront_LITALICO_ご協賛のお願い.docx
@@ -95,7 +95,7 @@
           <w:b w:val="0"/>
           <w:sz w:val="21"/>
         </w:rPr>
-        <w:t>NPO法人The Peace Frontは、「次世代リーダーと、コレクティブインパクトを。」をミッションに活動しています。このたび、社会課題解決に取り組む学生団体約10団体・学生約60〜100名が半年間の活動成果を発表する報告会を開催するにあたり、貴社にご協賛をお願いしたく、ご案内申し上げます。ご協賛には「表彰」「座談会」「告知」の3つのスポンサー枠をご用意しており、いずれもパネルディスカッションへのご登壇はなく、ご負担の少ない形で学生と関わっていただける内容です。</w:t>
+        <w:t>NPO法人The Peace Frontは、「次世代リーダーと、コレクティブインパクトを。」をミッションに活動しています。このたび、社会課題解決に取り組む学生団体約10団体・学生約60〜100名が半年間の活動成果を発表する報告会を開催するにあたり、貴社にご協賛をお願いしたく、ご案内申し上げます。ご協賛には「表彰」「座談会」「告知」の3つのスポンサー枠をご用意しており、いずれも当日までのご負担の少ない形で学生と関わっていただける内容です。</w:t>
       </w:r>
     </w:p>
     <w:p>
@@ -189,7 +189,7 @@
           <w:b w:val="0"/>
           <w:sz w:val="21"/>
         </w:rPr>
-        <w:t>主催：NPO法人The Peace Front（ミッション「次世代リーダーと、コレクティブインパクトを。」）</w:t>
+        <w:t>主催：NPO法人The Peace Front</w:t>
       </w:r>
     </w:p>
     <w:p>
@@ -317,6 +317,7 @@
     </w:p>
     <w:p>
       <w:pPr>
+        <w:pageBreakBefore/>
         <w:spacing w:before="200" w:after="80"/>
         <w:pBdr>
           <w:bottom w:val="single" w:sz="8" w:space="2" w:color="404040"/>
@@ -447,7 +448,7 @@
                 <w:b w:val="0"/>
                 <w:sz w:val="19"/>
               </w:rPr>
-              <w:t>・社会課題に半年間本気で取り組んだ、行動力ある学生約60〜100名（東京大学・慶應義塾大学・早稲田大学・上智大学ほか）との1日での直接接点</w:t>
+              <w:t>・社会課題に半年間本気で取り組んだ、もしくはこれから取り組む準備をしている行動力ある学生約60〜100名（東京大学・慶應義塾大学・早稲田大学・上智大学ほか）との1日での直接接点</w:t>
             </w:r>
           </w:p>
           <w:p>
@@ -604,7 +605,7 @@
           <w:b w:val="0"/>
           <w:sz w:val="19"/>
         </w:rPr>
-        <w:t>※一般的な合同説明会とは異なり、座談会（30分×3枠）や懇親会を通じて学生一人ひとりと深く対話できる設計です。接点の「数」だけでなく「濃さ」を重視しています。</w:t>
+        <w:t>※一般的な合同説明会とは異なり、座談会（30分×3枠）や懇親会を通じて学生一人ひとりと深く対話できる設計です。接点の「数」だけでなく「濃さ」も重視しています。</w:t>
       </w:r>
     </w:p>
     <w:p>
@@ -1081,6 +1082,7 @@
     </w:p>
     <w:p>
       <w:pPr>
+        <w:pageBreakBefore/>
         <w:spacing w:before="200" w:after="80"/>
         <w:pBdr>
           <w:bottom w:val="single" w:sz="8" w:space="2" w:color="404040"/>
@@ -2291,6 +2293,7 @@
     </w:p>
     <w:p>
       <w:pPr>
+        <w:pageBreakBefore/>
         <w:spacing w:before="200" w:after="80"/>
         <w:pBdr>
           <w:bottom w:val="single" w:sz="8" w:space="2" w:color="404040"/>
@@ -2622,7 +2625,7 @@
                 <w:b w:val="0"/>
                 <w:sz w:val="19"/>
               </w:rPr>
-              <w:t>7社</w:t>
+              <w:t>5社</w:t>
             </w:r>
           </w:p>
         </w:tc>
@@ -2695,7 +2698,7 @@
           <w:b w:val="0"/>
           <w:sz w:val="21"/>
         </w:rPr>
-        <w:t>「◯◯企業賞」のような企業名を冠した賞での表彰（表彰式 17:40～17:55）</w:t>
+        <w:t>「◯◯企業賞」のような企業名を冠した賞での表彰（表彰式 17:40～17:55）※ご協賛金35万円のうち20万円は、貴社の企業賞の賞金（活動支援金）として表彰団体へ寄付されます</w:t>
       </w:r>
     </w:p>
     <w:p>
@@ -2812,7 +2815,7 @@
           <w:b/>
           <w:sz w:val="21"/>
         </w:rPr>
-        <w:t>■ 告知スポンサー（7万円・上限7社）― 学生に「知らせる」役割</w:t>
+        <w:t>■ 告知スポンサー（7万円・上限5社）― 学生に「知らせる」役割</w:t>
       </w:r>
     </w:p>
     <w:p>
@@ -2882,6 +2885,7 @@
     </w:p>
     <w:p>
       <w:pPr>
+        <w:pageBreakBefore/>
         <w:spacing w:before="200" w:after="80"/>
         <w:pBdr>
           <w:bottom w:val="single" w:sz="8" w:space="2" w:color="404040"/>
